--- a/rapports/2026-06-06/EQ31/EQ31_sup_v2/DR_malforme_1_03202E_11/04-25-98-22.docx
+++ b/rapports/2026-06-06/EQ31/EQ31_sup_v2/DR_malforme_1_03202E_11/04-25-98-22.docx
@@ -297,7 +297,7 @@
           <w:color w:val="1F6FEB"/>
           <w:sz w:val="22"/>
         </w:rPr>
-        <w:t>⚠ INCOHÉRENCES À CORRIGER (70)</w:t>
+        <w:t>⚠ INCOHÉRENCES À CORRIGER (68)</w:t>
       </w:r>
     </w:p>
     <w:tbl>
@@ -454,7 +454,7 @@
                 <w:color w:val="16A34A"/>
                 <w:sz w:val="16"/>
               </w:rPr>
-              <w:t>—</w:t>
+              <w:t>s01q32, s01q36, s01q38, s04q37_modif, s02q33, s02q34, s01q00b</w:t>
             </w:r>
           </w:p>
         </w:tc>
@@ -485,7 +485,7 @@
                 <w:i w:val="0"/>
                 <w:sz w:val="17"/>
               </w:rPr>
-              <w:t>Incohérence!!! seulement les écoles privées paient les frais de scolarité (y compris les frais d'inscription).</w:t>
+              <w:t>Peu probable!!! Vu l'âge (12 ans) de SALIOU SEYDI ou l'année à laquelle SALIOU SEYDI a fréquenté l'école pour la dernière fois (.) le dernier diplome de SALIOU SEYDI ne peut être le Certificat d'études primaires (CEP), prière de corriger cette incohérence ou confirmer avec le QG.</w:t>
             </w:r>
           </w:p>
         </w:tc>
@@ -575,7 +575,7 @@
                 <w:i w:val="0"/>
                 <w:sz w:val="17"/>
               </w:rPr>
-              <w:t>Peu probable!!! Vu l'âge (12 ans) de SALIOU SEYDI ou l'année à laquelle SALIOU SEYDI a fréquenté l'école pour la dernière fois (.) le dernier diplome de SALIOU SEYDI ne peut être le Certificat d'études primaires (CEP), prière de corriger cette incohérence ou confirmer avec le QG.</w:t>
+              <w:t>Peu probable!!! Vu l'âge (19 ans) de ABDOULAYE SEYDI ou l'année à laquelle ABDOULAYE SEYDI a fréquenté l'école pour la dernière fois (2021) le dernier diplome de ABDOULAYE SEYDI ne peut être le Certificat d'études primaires (CEP), prière de corriger cette incohérence ou confirmer avec le QG.</w:t>
             </w:r>
           </w:p>
         </w:tc>
@@ -608,6 +608,1176 @@
                 <w:i w:val="0"/>
                 <w:sz w:val="16"/>
               </w:rPr>
+              <w:t>S10</w:t>
+              <w:br/>
+            </w:r>
+            <w:r>
+              <w:rPr>
+                <w:b w:val="0"/>
+                <w:i w:val="0"/>
+                <w:color w:val="64748B"/>
+                <w:sz w:val="14"/>
+              </w:rPr>
+              <w:t>Logement</w:t>
+            </w:r>
+          </w:p>
+        </w:tc>
+        <w:tc>
+          <w:tcPr>
+            <w:tcW w:type="dxa" w:w="1531"/>
+          </w:tcPr>
+          <w:p>
+            <w:r>
+              <w:rPr>
+                <w:b/>
+                <w:i w:val="0"/>
+                <w:color w:val="16A34A"/>
+                <w:sz w:val="16"/>
+              </w:rPr>
+              <w:t>s10q46, s10q47</w:t>
+            </w:r>
+          </w:p>
+        </w:tc>
+        <w:tc>
+          <w:tcPr>
+            <w:tcW w:type="dxa" w:w="1191"/>
+          </w:tcPr>
+          <w:p>
+            <w:r>
+              <w:rPr>
+                <w:b w:val="0"/>
+                <w:i w:val="0"/>
+                <w:color w:val="64748B"/>
+                <w:sz w:val="16"/>
+              </w:rPr>
+              <w:t>GT-CQ</w:t>
+            </w:r>
+          </w:p>
+        </w:tc>
+        <w:tc>
+          <w:tcPr>
+            <w:tcW w:type="dxa" w:w="4706"/>
+          </w:tcPr>
+          <w:p>
+            <w:r>
+              <w:rPr>
+                <w:b w:val="0"/>
+                <w:i w:val="0"/>
+                <w:sz w:val="17"/>
+              </w:rPr>
+              <w:t>Incohérence!! L'entreprise vente de bois de chauffe dit avoir réçu une somme sur la revente de ces marchandises achetées et revendues en état (s10q46 est differnt de 0) mais n'a depensé aucune somme sur l'achat des marchandises revendues en état (s10q47==0), prière de fournir plus d'effort pour estimer le montant obtenu sur la depense de ces marchandises achetées et revendues en état.</w:t>
+            </w:r>
+          </w:p>
+        </w:tc>
+      </w:tr>
+      <w:tr>
+        <w:tc>
+          <w:tcPr>
+            <w:tcW w:type="dxa" w:w="964"/>
+          </w:tcPr>
+          <w:p>
+            <w:r>
+              <w:rPr>
+                <w:b/>
+                <w:i w:val="0"/>
+                <w:color w:val="DC2626"/>
+                <w:sz w:val="16"/>
+              </w:rPr>
+              <w:t>Haute</w:t>
+            </w:r>
+          </w:p>
+        </w:tc>
+        <w:tc>
+          <w:tcPr>
+            <w:tcW w:type="dxa" w:w="1247"/>
+          </w:tcPr>
+          <w:p>
+            <w:r>
+              <w:rPr>
+                <w:b/>
+                <w:i w:val="0"/>
+                <w:sz w:val="16"/>
+              </w:rPr>
+              <w:t>S11</w:t>
+              <w:br/>
+            </w:r>
+            <w:r>
+              <w:rPr>
+                <w:b w:val="0"/>
+                <w:i w:val="0"/>
+                <w:color w:val="64748B"/>
+                <w:sz w:val="14"/>
+              </w:rPr>
+              <w:t>Logement / cadre de vie</w:t>
+            </w:r>
+          </w:p>
+        </w:tc>
+        <w:tc>
+          <w:tcPr>
+            <w:tcW w:type="dxa" w:w="1531"/>
+          </w:tcPr>
+          <w:p>
+            <w:r>
+              <w:rPr>
+                <w:b/>
+                <w:i w:val="0"/>
+                <w:color w:val="16A34A"/>
+                <w:sz w:val="16"/>
+              </w:rPr>
+              <w:t>—</w:t>
+            </w:r>
+          </w:p>
+        </w:tc>
+        <w:tc>
+          <w:tcPr>
+            <w:tcW w:type="dxa" w:w="1191"/>
+          </w:tcPr>
+          <w:p>
+            <w:r>
+              <w:rPr>
+                <w:b w:val="0"/>
+                <w:i w:val="0"/>
+                <w:color w:val="64748B"/>
+                <w:sz w:val="16"/>
+              </w:rPr>
+              <w:t>GT-CQ</w:t>
+            </w:r>
+          </w:p>
+        </w:tc>
+        <w:tc>
+          <w:tcPr>
+            <w:tcW w:type="dxa" w:w="4706"/>
+          </w:tcPr>
+          <w:p>
+            <w:r>
+              <w:rPr>
+                <w:b w:val="0"/>
+                <w:i w:val="0"/>
+                <w:sz w:val="17"/>
+              </w:rPr>
+              <w:t>Incoherence!! Le ménage a depensé .</w:t>
+            </w:r>
+          </w:p>
+        </w:tc>
+      </w:tr>
+      <w:tr>
+        <w:tc>
+          <w:tcPr>
+            <w:tcW w:type="dxa" w:w="964"/>
+          </w:tcPr>
+          <w:p>
+            <w:r>
+              <w:rPr>
+                <w:b/>
+                <w:i w:val="0"/>
+                <w:color w:val="DC2626"/>
+                <w:sz w:val="16"/>
+              </w:rPr>
+              <w:t>Haute</w:t>
+            </w:r>
+          </w:p>
+        </w:tc>
+        <w:tc>
+          <w:tcPr>
+            <w:tcW w:type="dxa" w:w="1247"/>
+          </w:tcPr>
+          <w:p>
+            <w:r>
+              <w:rPr>
+                <w:b/>
+                <w:i w:val="0"/>
+                <w:sz w:val="16"/>
+              </w:rPr>
+              <w:t>S11</w:t>
+              <w:br/>
+            </w:r>
+            <w:r>
+              <w:rPr>
+                <w:b w:val="0"/>
+                <w:i w:val="0"/>
+                <w:color w:val="64748B"/>
+                <w:sz w:val="14"/>
+              </w:rPr>
+              <w:t>Logement / cadre de vie</w:t>
+            </w:r>
+          </w:p>
+        </w:tc>
+        <w:tc>
+          <w:tcPr>
+            <w:tcW w:type="dxa" w:w="1531"/>
+          </w:tcPr>
+          <w:p>
+            <w:r>
+              <w:rPr>
+                <w:b/>
+                <w:i w:val="0"/>
+                <w:color w:val="16A34A"/>
+                <w:sz w:val="16"/>
+              </w:rPr>
+              <w:t>s01q29, s01q31, s04q24, s00q04, s11q21, s09fq03, s09fq011</w:t>
+            </w:r>
+          </w:p>
+        </w:tc>
+        <w:tc>
+          <w:tcPr>
+            <w:tcW w:type="dxa" w:w="1191"/>
+          </w:tcPr>
+          <w:p>
+            <w:r>
+              <w:rPr>
+                <w:b w:val="0"/>
+                <w:i w:val="0"/>
+                <w:color w:val="64748B"/>
+                <w:sz w:val="16"/>
+              </w:rPr>
+              <w:t>GT-CQ</w:t>
+            </w:r>
+          </w:p>
+        </w:tc>
+        <w:tc>
+          <w:tcPr>
+            <w:tcW w:type="dxa" w:w="4706"/>
+          </w:tcPr>
+          <w:p>
+            <w:r>
+              <w:rPr>
+                <w:b w:val="0"/>
+                <w:i w:val="0"/>
+                <w:sz w:val="17"/>
+              </w:rPr>
+              <w:t>FCFA dans Frais de connexion au réseau de distribution d'eau mais dit ne pas être connecté à un réseau d'eau courante, prière de corriger cette incoherence</w:t>
+            </w:r>
+          </w:p>
+        </w:tc>
+      </w:tr>
+      <w:tr>
+        <w:tc>
+          <w:tcPr>
+            <w:tcW w:type="dxa" w:w="964"/>
+          </w:tcPr>
+          <w:p>
+            <w:r>
+              <w:rPr>
+                <w:b/>
+                <w:i w:val="0"/>
+                <w:color w:val="DC2626"/>
+                <w:sz w:val="16"/>
+              </w:rPr>
+              <w:t>Haute</w:t>
+            </w:r>
+          </w:p>
+        </w:tc>
+        <w:tc>
+          <w:tcPr>
+            <w:tcW w:type="dxa" w:w="1247"/>
+          </w:tcPr>
+          <w:p>
+            <w:r>
+              <w:rPr>
+                <w:b/>
+                <w:i w:val="0"/>
+                <w:sz w:val="16"/>
+              </w:rPr>
+              <w:t>S16</w:t>
+              <w:br/>
+            </w:r>
+            <w:r>
+              <w:rPr>
+                <w:b w:val="0"/>
+                <w:i w:val="0"/>
+                <w:color w:val="64748B"/>
+                <w:sz w:val="14"/>
+              </w:rPr>
+              <w:t>Agriculture</w:t>
+            </w:r>
+          </w:p>
+        </w:tc>
+        <w:tc>
+          <w:tcPr>
+            <w:tcW w:type="dxa" w:w="1531"/>
+          </w:tcPr>
+          <w:p>
+            <w:r>
+              <w:rPr>
+                <w:b/>
+                <w:i w:val="0"/>
+                <w:color w:val="16A34A"/>
+                <w:sz w:val="16"/>
+              </w:rPr>
+              <w:t>s00q07a, s00q08, s00q10, s00q13_0, s00q15_0, s00q17_0, s00q23a, s00q23b</w:t>
+            </w:r>
+          </w:p>
+        </w:tc>
+        <w:tc>
+          <w:tcPr>
+            <w:tcW w:type="dxa" w:w="1191"/>
+          </w:tcPr>
+          <w:p>
+            <w:r>
+              <w:rPr>
+                <w:b w:val="0"/>
+                <w:i w:val="0"/>
+                <w:color w:val="64748B"/>
+                <w:sz w:val="16"/>
+              </w:rPr>
+              <w:t>GT-CQ</w:t>
+            </w:r>
+          </w:p>
+        </w:tc>
+        <w:tc>
+          <w:tcPr>
+            <w:tcW w:type="dxa" w:w="4706"/>
+          </w:tcPr>
+          <w:p>
+            <w:r>
+              <w:rPr>
+                <w:b w:val="0"/>
+                <w:i w:val="0"/>
+                <w:sz w:val="17"/>
+              </w:rPr>
+              <w:t>La somme des quantités consommées (0 kg), des quantités offertes (1 kg),  des quantités vendus (5 kg) et des quantités en stock (0 kg) depasse la quantité totale (4 kg) que le ménage a eu après la recolte de Oseille , prière de corriger cette incoherence.</w:t>
+            </w:r>
+          </w:p>
+        </w:tc>
+      </w:tr>
+      <w:tr>
+        <w:tc>
+          <w:tcPr>
+            <w:tcW w:type="dxa" w:w="964"/>
+          </w:tcPr>
+          <w:p>
+            <w:r>
+              <w:rPr>
+                <w:b/>
+                <w:i w:val="0"/>
+                <w:color w:val="DC2626"/>
+                <w:sz w:val="16"/>
+              </w:rPr>
+              <w:t>Haute</w:t>
+            </w:r>
+          </w:p>
+        </w:tc>
+        <w:tc>
+          <w:tcPr>
+            <w:tcW w:type="dxa" w:w="1247"/>
+          </w:tcPr>
+          <w:p>
+            <w:r>
+              <w:rPr>
+                <w:b/>
+                <w:i w:val="0"/>
+                <w:sz w:val="16"/>
+              </w:rPr>
+              <w:t>S16</w:t>
+              <w:br/>
+            </w:r>
+            <w:r>
+              <w:rPr>
+                <w:b w:val="0"/>
+                <w:i w:val="0"/>
+                <w:color w:val="64748B"/>
+                <w:sz w:val="14"/>
+              </w:rPr>
+              <w:t>Agriculture</w:t>
+            </w:r>
+          </w:p>
+        </w:tc>
+        <w:tc>
+          <w:tcPr>
+            <w:tcW w:type="dxa" w:w="1531"/>
+          </w:tcPr>
+          <w:p>
+            <w:r>
+              <w:rPr>
+                <w:b/>
+                <w:i w:val="0"/>
+                <w:color w:val="16A34A"/>
+                <w:sz w:val="16"/>
+              </w:rPr>
+              <w:t>s16dq05a, s16dq05c</w:t>
+            </w:r>
+          </w:p>
+        </w:tc>
+        <w:tc>
+          <w:tcPr>
+            <w:tcW w:type="dxa" w:w="1191"/>
+          </w:tcPr>
+          <w:p>
+            <w:r>
+              <w:rPr>
+                <w:b w:val="0"/>
+                <w:i w:val="0"/>
+                <w:color w:val="64748B"/>
+                <w:sz w:val="16"/>
+              </w:rPr>
+              <w:t>GT-CQ</w:t>
+            </w:r>
+          </w:p>
+        </w:tc>
+        <w:tc>
+          <w:tcPr>
+            <w:tcW w:type="dxa" w:w="4706"/>
+          </w:tcPr>
+          <w:p>
+            <w:r>
+              <w:rPr>
+                <w:b w:val="0"/>
+                <w:i w:val="0"/>
+                <w:sz w:val="17"/>
+              </w:rPr>
+              <w:t>La quantité de s16dq05a estimée en Kg est incohérente avec la prise dans la question s16dq05c, prière de bien estimer et mettre la valeur exacte.</w:t>
+            </w:r>
+          </w:p>
+        </w:tc>
+      </w:tr>
+      <w:tr>
+        <w:tc>
+          <w:tcPr>
+            <w:tcW w:type="dxa" w:w="964"/>
+          </w:tcPr>
+          <w:p>
+            <w:r>
+              <w:rPr>
+                <w:b/>
+                <w:i w:val="0"/>
+                <w:color w:val="DC2626"/>
+                <w:sz w:val="16"/>
+              </w:rPr>
+              <w:t>Haute</w:t>
+            </w:r>
+          </w:p>
+        </w:tc>
+        <w:tc>
+          <w:tcPr>
+            <w:tcW w:type="dxa" w:w="1247"/>
+          </w:tcPr>
+          <w:p>
+            <w:r>
+              <w:rPr>
+                <w:b/>
+                <w:i w:val="0"/>
+                <w:sz w:val="16"/>
+              </w:rPr>
+              <w:t>S16</w:t>
+              <w:br/>
+            </w:r>
+            <w:r>
+              <w:rPr>
+                <w:b w:val="0"/>
+                <w:i w:val="0"/>
+                <w:color w:val="64748B"/>
+                <w:sz w:val="14"/>
+              </w:rPr>
+              <w:t>Agriculture</w:t>
+            </w:r>
+          </w:p>
+        </w:tc>
+        <w:tc>
+          <w:tcPr>
+            <w:tcW w:type="dxa" w:w="1531"/>
+          </w:tcPr>
+          <w:p>
+            <w:r>
+              <w:rPr>
+                <w:b/>
+                <w:i w:val="0"/>
+                <w:color w:val="16A34A"/>
+                <w:sz w:val="16"/>
+              </w:rPr>
+              <w:t>s00q07a, s00q08, s00q10, s00q13_0, s00q15_0, s00q17_0, s00q23a, s00q23b</w:t>
+            </w:r>
+          </w:p>
+        </w:tc>
+        <w:tc>
+          <w:tcPr>
+            <w:tcW w:type="dxa" w:w="1191"/>
+          </w:tcPr>
+          <w:p>
+            <w:r>
+              <w:rPr>
+                <w:b w:val="0"/>
+                <w:i w:val="0"/>
+                <w:color w:val="64748B"/>
+                <w:sz w:val="16"/>
+              </w:rPr>
+              <w:t>GT-CQ</w:t>
+            </w:r>
+          </w:p>
+        </w:tc>
+        <w:tc>
+          <w:tcPr>
+            <w:tcW w:type="dxa" w:w="4706"/>
+          </w:tcPr>
+          <w:p>
+            <w:r>
+              <w:rPr>
+                <w:b w:val="0"/>
+                <w:i w:val="0"/>
+                <w:sz w:val="17"/>
+              </w:rPr>
+              <w:t>La somme des quantités consommées (5 kg), des quantités offertes (2 kg),  des quantités vendus (10 kg) et des quantités en stock (0 kg) depasse la quantité totale (4 kg) que le ménage a eu après la recolte de Gombo , prière de corriger cette incoherence.</w:t>
+            </w:r>
+          </w:p>
+        </w:tc>
+      </w:tr>
+      <w:tr>
+        <w:tc>
+          <w:tcPr>
+            <w:tcW w:type="dxa" w:w="964"/>
+          </w:tcPr>
+          <w:p>
+            <w:r>
+              <w:rPr>
+                <w:b/>
+                <w:i w:val="0"/>
+                <w:color w:val="DC2626"/>
+                <w:sz w:val="16"/>
+              </w:rPr>
+              <w:t>Haute</w:t>
+            </w:r>
+          </w:p>
+        </w:tc>
+        <w:tc>
+          <w:tcPr>
+            <w:tcW w:type="dxa" w:w="1247"/>
+          </w:tcPr>
+          <w:p>
+            <w:r>
+              <w:rPr>
+                <w:b/>
+                <w:i w:val="0"/>
+                <w:sz w:val="16"/>
+              </w:rPr>
+              <w:t>S16</w:t>
+              <w:br/>
+            </w:r>
+            <w:r>
+              <w:rPr>
+                <w:b w:val="0"/>
+                <w:i w:val="0"/>
+                <w:color w:val="64748B"/>
+                <w:sz w:val="14"/>
+              </w:rPr>
+              <w:t>Agriculture</w:t>
+            </w:r>
+          </w:p>
+        </w:tc>
+        <w:tc>
+          <w:tcPr>
+            <w:tcW w:type="dxa" w:w="1531"/>
+          </w:tcPr>
+          <w:p>
+            <w:r>
+              <w:rPr>
+                <w:b/>
+                <w:i w:val="0"/>
+                <w:color w:val="16A34A"/>
+                <w:sz w:val="16"/>
+              </w:rPr>
+              <w:t>s00q07a, s00q08, s00q10, s00q13_0, s00q15_0, s00q17_0, s00q23a, s00q23b</w:t>
+            </w:r>
+          </w:p>
+        </w:tc>
+        <w:tc>
+          <w:tcPr>
+            <w:tcW w:type="dxa" w:w="1191"/>
+          </w:tcPr>
+          <w:p>
+            <w:r>
+              <w:rPr>
+                <w:b w:val="0"/>
+                <w:i w:val="0"/>
+                <w:color w:val="64748B"/>
+                <w:sz w:val="16"/>
+              </w:rPr>
+              <w:t>GT-CQ</w:t>
+            </w:r>
+          </w:p>
+        </w:tc>
+        <w:tc>
+          <w:tcPr>
+            <w:tcW w:type="dxa" w:w="4706"/>
+          </w:tcPr>
+          <w:p>
+            <w:r>
+              <w:rPr>
+                <w:b w:val="0"/>
+                <w:i w:val="0"/>
+                <w:sz w:val="17"/>
+              </w:rPr>
+              <w:t>La somme des quantités consommées (50 kg), des quantités offertes (0 kg),  des quantités vendus (1 kg) et des quantités en stock (0 kg) depasse la quantité totale (1 kg) que le ménage a eu après la recolte de Arachide , prière de corriger cette incoherence.</w:t>
+            </w:r>
+          </w:p>
+        </w:tc>
+      </w:tr>
+      <w:tr>
+        <w:tc>
+          <w:tcPr>
+            <w:tcW w:type="dxa" w:w="964"/>
+          </w:tcPr>
+          <w:p>
+            <w:r>
+              <w:rPr>
+                <w:b/>
+                <w:i w:val="0"/>
+                <w:color w:val="DC2626"/>
+                <w:sz w:val="16"/>
+              </w:rPr>
+              <w:t>Haute</w:t>
+            </w:r>
+          </w:p>
+        </w:tc>
+        <w:tc>
+          <w:tcPr>
+            <w:tcW w:type="dxa" w:w="1247"/>
+          </w:tcPr>
+          <w:p>
+            <w:r>
+              <w:rPr>
+                <w:b/>
+                <w:i w:val="0"/>
+                <w:sz w:val="16"/>
+              </w:rPr>
+              <w:t>S17</w:t>
+              <w:br/>
+            </w:r>
+            <w:r>
+              <w:rPr>
+                <w:b w:val="0"/>
+                <w:i w:val="0"/>
+                <w:color w:val="64748B"/>
+                <w:sz w:val="14"/>
+              </w:rPr>
+              <w:t>Élevage</w:t>
+            </w:r>
+          </w:p>
+        </w:tc>
+        <w:tc>
+          <w:tcPr>
+            <w:tcW w:type="dxa" w:w="1531"/>
+          </w:tcPr>
+          <w:p>
+            <w:r>
+              <w:rPr>
+                <w:b/>
+                <w:i w:val="0"/>
+                <w:color w:val="16A34A"/>
+                <w:sz w:val="16"/>
+              </w:rPr>
+              <w:t>s01q00_0, s00q04, s03q38, s04q21, s04q51, s04q51_unite, s04q44, s04q65</w:t>
+            </w:r>
+          </w:p>
+        </w:tc>
+        <w:tc>
+          <w:tcPr>
+            <w:tcW w:type="dxa" w:w="1191"/>
+          </w:tcPr>
+          <w:p>
+            <w:r>
+              <w:rPr>
+                <w:b w:val="0"/>
+                <w:i w:val="0"/>
+                <w:color w:val="64748B"/>
+                <w:sz w:val="16"/>
+              </w:rPr>
+              <w:t>GT-CQ</w:t>
+            </w:r>
+          </w:p>
+        </w:tc>
+        <w:tc>
+          <w:tcPr>
+            <w:tcW w:type="dxa" w:w="4706"/>
+          </w:tcPr>
+          <w:p>
+            <w:r>
+              <w:rPr>
+                <w:b w:val="0"/>
+                <w:i w:val="0"/>
+                <w:sz w:val="17"/>
+              </w:rPr>
+              <w:t>Incohérence!! Le nombre de Ovins (Moutons) dans le cheptel est inféreur aux nombre qu'appartient aux ménages.</w:t>
+            </w:r>
+          </w:p>
+        </w:tc>
+      </w:tr>
+      <w:tr>
+        <w:tc>
+          <w:tcPr>
+            <w:tcW w:type="dxa" w:w="964"/>
+          </w:tcPr>
+          <w:p>
+            <w:r>
+              <w:rPr>
+                <w:b/>
+                <w:i w:val="0"/>
+                <w:color w:val="EA580C"/>
+                <w:sz w:val="16"/>
+              </w:rPr>
+              <w:t>Moyenne</w:t>
+            </w:r>
+          </w:p>
+        </w:tc>
+        <w:tc>
+          <w:tcPr>
+            <w:tcW w:type="dxa" w:w="1247"/>
+          </w:tcPr>
+          <w:p>
+            <w:r>
+              <w:rPr>
+                <w:b/>
+                <w:i w:val="0"/>
+                <w:sz w:val="16"/>
+              </w:rPr>
+              <w:t>S00</w:t>
+              <w:br/>
+            </w:r>
+            <w:r>
+              <w:rPr>
+                <w:b w:val="0"/>
+                <w:i w:val="0"/>
+                <w:color w:val="64748B"/>
+                <w:sz w:val="14"/>
+              </w:rPr>
+              <w:t>Identification</w:t>
+            </w:r>
+          </w:p>
+        </w:tc>
+        <w:tc>
+          <w:tcPr>
+            <w:tcW w:type="dxa" w:w="1531"/>
+          </w:tcPr>
+          <w:p>
+            <w:r>
+              <w:rPr>
+                <w:b/>
+                <w:i w:val="0"/>
+                <w:color w:val="16A34A"/>
+                <w:sz w:val="16"/>
+              </w:rPr>
+              <w:t>s00q27</w:t>
+            </w:r>
+          </w:p>
+        </w:tc>
+        <w:tc>
+          <w:tcPr>
+            <w:tcW w:type="dxa" w:w="1191"/>
+          </w:tcPr>
+          <w:p>
+            <w:r>
+              <w:rPr>
+                <w:b w:val="0"/>
+                <w:i w:val="0"/>
+                <w:color w:val="64748B"/>
+                <w:sz w:val="16"/>
+              </w:rPr>
+              <w:t>GT-CQ</w:t>
+            </w:r>
+          </w:p>
+        </w:tc>
+        <w:tc>
+          <w:tcPr>
+            <w:tcW w:type="dxa" w:w="4706"/>
+          </w:tcPr>
+          <w:p>
+            <w:r>
+              <w:rPr>
+                <w:b w:val="0"/>
+                <w:i w:val="0"/>
+                <w:sz w:val="17"/>
+              </w:rPr>
+              <w:t>Vous avez declaré que le questionnaire est complètement fini mais le questionnaire est en statut partiel, prière de mettre le questionnaire en statut complet s'il est fini.</w:t>
+            </w:r>
+          </w:p>
+        </w:tc>
+      </w:tr>
+      <w:tr>
+        <w:tc>
+          <w:tcPr>
+            <w:tcW w:type="dxa" w:w="964"/>
+          </w:tcPr>
+          <w:p>
+            <w:r>
+              <w:rPr>
+                <w:b/>
+                <w:i w:val="0"/>
+                <w:color w:val="EA580C"/>
+                <w:sz w:val="16"/>
+              </w:rPr>
+              <w:t>Moyenne</w:t>
+            </w:r>
+          </w:p>
+        </w:tc>
+        <w:tc>
+          <w:tcPr>
+            <w:tcW w:type="dxa" w:w="1247"/>
+          </w:tcPr>
+          <w:p>
+            <w:r>
+              <w:rPr>
+                <w:b/>
+                <w:i w:val="0"/>
+                <w:sz w:val="16"/>
+              </w:rPr>
+              <w:t>S00</w:t>
+              <w:br/>
+            </w:r>
+            <w:r>
+              <w:rPr>
+                <w:b w:val="0"/>
+                <w:i w:val="0"/>
+                <w:color w:val="64748B"/>
+                <w:sz w:val="14"/>
+              </w:rPr>
+              <w:t>Identification</w:t>
+            </w:r>
+          </w:p>
+        </w:tc>
+        <w:tc>
+          <w:tcPr>
+            <w:tcW w:type="dxa" w:w="1531"/>
+          </w:tcPr>
+          <w:p>
+            <w:r>
+              <w:rPr>
+                <w:b/>
+                <w:i w:val="0"/>
+                <w:color w:val="16A34A"/>
+                <w:sz w:val="16"/>
+              </w:rPr>
+              <w:t>—</w:t>
+            </w:r>
+          </w:p>
+        </w:tc>
+        <w:tc>
+          <w:tcPr>
+            <w:tcW w:type="dxa" w:w="1191"/>
+          </w:tcPr>
+          <w:p>
+            <w:r>
+              <w:rPr>
+                <w:b w:val="0"/>
+                <w:i w:val="0"/>
+                <w:color w:val="64748B"/>
+                <w:sz w:val="16"/>
+              </w:rPr>
+              <w:t>GT-CQ</w:t>
+            </w:r>
+          </w:p>
+        </w:tc>
+        <w:tc>
+          <w:tcPr>
+            <w:tcW w:type="dxa" w:w="4706"/>
+          </w:tcPr>
+          <w:p>
+            <w:r>
+              <w:rPr>
+                <w:b w:val="0"/>
+                <w:i w:val="0"/>
+                <w:sz w:val="17"/>
+              </w:rPr>
+              <w:t>Les coordonnées GPS ménage prises lors de l'enquête principale diffèrent de celles du dénombrement, êtes vous sûr d'avoir enquêté le bon ménage si non chercher le bon ménage.</w:t>
+            </w:r>
+          </w:p>
+        </w:tc>
+      </w:tr>
+      <w:tr>
+        <w:tc>
+          <w:tcPr>
+            <w:tcW w:type="dxa" w:w="964"/>
+          </w:tcPr>
+          <w:p>
+            <w:r>
+              <w:rPr>
+                <w:b/>
+                <w:i w:val="0"/>
+                <w:color w:val="EA580C"/>
+                <w:sz w:val="16"/>
+              </w:rPr>
+              <w:t>Moyenne</w:t>
+            </w:r>
+          </w:p>
+        </w:tc>
+        <w:tc>
+          <w:tcPr>
+            <w:tcW w:type="dxa" w:w="1247"/>
+          </w:tcPr>
+          <w:p>
+            <w:r>
+              <w:rPr>
+                <w:b/>
+                <w:i w:val="0"/>
+                <w:sz w:val="16"/>
+              </w:rPr>
+              <w:t>S00</w:t>
+              <w:br/>
+            </w:r>
+            <w:r>
+              <w:rPr>
+                <w:b w:val="0"/>
+                <w:i w:val="0"/>
+                <w:color w:val="64748B"/>
+                <w:sz w:val="14"/>
+              </w:rPr>
+              <w:t>Identification</w:t>
+            </w:r>
+          </w:p>
+        </w:tc>
+        <w:tc>
+          <w:tcPr>
+            <w:tcW w:type="dxa" w:w="1531"/>
+          </w:tcPr>
+          <w:p>
+            <w:r>
+              <w:rPr>
+                <w:b/>
+                <w:i w:val="0"/>
+                <w:color w:val="16A34A"/>
+                <w:sz w:val="16"/>
+              </w:rPr>
+              <w:t>—</w:t>
+            </w:r>
+          </w:p>
+        </w:tc>
+        <w:tc>
+          <w:tcPr>
+            <w:tcW w:type="dxa" w:w="1191"/>
+          </w:tcPr>
+          <w:p>
+            <w:r>
+              <w:rPr>
+                <w:b w:val="0"/>
+                <w:i w:val="0"/>
+                <w:color w:val="64748B"/>
+                <w:sz w:val="16"/>
+              </w:rPr>
+              <w:t>GT-CQ</w:t>
+            </w:r>
+          </w:p>
+        </w:tc>
+        <w:tc>
+          <w:tcPr>
+            <w:tcW w:type="dxa" w:w="4706"/>
+          </w:tcPr>
+          <w:p>
+            <w:r>
+              <w:rPr>
+                <w:b w:val="0"/>
+                <w:i w:val="0"/>
+                <w:sz w:val="17"/>
+              </w:rPr>
+              <w:t>L'adresse ou la localisation du ménage doit être bien renseignée, ne doit pas contenir des numéros de téléphone et elle semble courte pour être une adresse.</w:t>
+            </w:r>
+          </w:p>
+        </w:tc>
+      </w:tr>
+      <w:tr>
+        <w:tc>
+          <w:tcPr>
+            <w:tcW w:type="dxa" w:w="964"/>
+          </w:tcPr>
+          <w:p>
+            <w:r>
+              <w:rPr>
+                <w:b/>
+                <w:i w:val="0"/>
+                <w:color w:val="EA580C"/>
+                <w:sz w:val="16"/>
+              </w:rPr>
+              <w:t>Moyenne</w:t>
+            </w:r>
+          </w:p>
+        </w:tc>
+        <w:tc>
+          <w:tcPr>
+            <w:tcW w:type="dxa" w:w="1247"/>
+          </w:tcPr>
+          <w:p>
+            <w:r>
+              <w:rPr>
+                <w:b/>
+                <w:i w:val="0"/>
+                <w:sz w:val="16"/>
+              </w:rPr>
+              <w:t>S00</w:t>
+              <w:br/>
+            </w:r>
+            <w:r>
+              <w:rPr>
+                <w:b w:val="0"/>
+                <w:i w:val="0"/>
+                <w:color w:val="64748B"/>
+                <w:sz w:val="14"/>
+              </w:rPr>
+              <w:t>Identification</w:t>
+            </w:r>
+          </w:p>
+        </w:tc>
+        <w:tc>
+          <w:tcPr>
+            <w:tcW w:type="dxa" w:w="1531"/>
+          </w:tcPr>
+          <w:p>
+            <w:r>
+              <w:rPr>
+                <w:b/>
+                <w:i w:val="0"/>
+                <w:color w:val="16A34A"/>
+                <w:sz w:val="16"/>
+              </w:rPr>
+              <w:t>—</w:t>
+            </w:r>
+          </w:p>
+        </w:tc>
+        <w:tc>
+          <w:tcPr>
+            <w:tcW w:type="dxa" w:w="1191"/>
+          </w:tcPr>
+          <w:p>
+            <w:r>
+              <w:rPr>
+                <w:b w:val="0"/>
+                <w:i w:val="0"/>
+                <w:color w:val="64748B"/>
+                <w:sz w:val="16"/>
+              </w:rPr>
+              <w:t>GT-CQ</w:t>
+            </w:r>
+          </w:p>
+        </w:tc>
+        <w:tc>
+          <w:tcPr>
+            <w:tcW w:type="dxa" w:w="4706"/>
+          </w:tcPr>
+          <w:p>
+            <w:r>
+              <w:rPr>
+                <w:b w:val="0"/>
+                <w:i w:val="0"/>
+                <w:sz w:val="17"/>
+              </w:rPr>
+              <w:t>Prière de renseigner la bonne adresse.</w:t>
+            </w:r>
+          </w:p>
+        </w:tc>
+      </w:tr>
+      <w:tr>
+        <w:tc>
+          <w:tcPr>
+            <w:tcW w:type="dxa" w:w="964"/>
+          </w:tcPr>
+          <w:p>
+            <w:r>
+              <w:rPr>
+                <w:b/>
+                <w:i w:val="0"/>
+                <w:color w:val="EA580C"/>
+                <w:sz w:val="16"/>
+              </w:rPr>
+              <w:t>Moyenne</w:t>
+            </w:r>
+          </w:p>
+        </w:tc>
+        <w:tc>
+          <w:tcPr>
+            <w:tcW w:type="dxa" w:w="1247"/>
+          </w:tcPr>
+          <w:p>
+            <w:r>
+              <w:rPr>
+                <w:b/>
+                <w:i w:val="0"/>
+                <w:sz w:val="16"/>
+              </w:rPr>
+              <w:t>S01</w:t>
+              <w:br/>
+            </w:r>
+            <w:r>
+              <w:rPr>
+                <w:b w:val="0"/>
+                <w:i w:val="0"/>
+                <w:color w:val="64748B"/>
+                <w:sz w:val="14"/>
+              </w:rPr>
+              <w:t>Démographie</w:t>
+            </w:r>
+          </w:p>
+        </w:tc>
+        <w:tc>
+          <w:tcPr>
+            <w:tcW w:type="dxa" w:w="1531"/>
+          </w:tcPr>
+          <w:p>
+            <w:r>
+              <w:rPr>
+                <w:b/>
+                <w:i w:val="0"/>
+                <w:color w:val="16A34A"/>
+                <w:sz w:val="16"/>
+              </w:rPr>
+              <w:t>s01q10_1</w:t>
+            </w:r>
+          </w:p>
+        </w:tc>
+        <w:tc>
+          <w:tcPr>
+            <w:tcW w:type="dxa" w:w="1191"/>
+          </w:tcPr>
+          <w:p>
+            <w:r>
+              <w:rPr>
+                <w:b w:val="0"/>
+                <w:i w:val="0"/>
+                <w:color w:val="64748B"/>
+                <w:sz w:val="16"/>
+              </w:rPr>
+              <w:t>GT-CQ</w:t>
+            </w:r>
+          </w:p>
+        </w:tc>
+        <w:tc>
+          <w:tcPr>
+            <w:tcW w:type="dxa" w:w="4706"/>
+          </w:tcPr>
+          <w:p>
+            <w:r>
+              <w:rPr>
+                <w:b w:val="0"/>
+                <w:i w:val="0"/>
+                <w:sz w:val="17"/>
+              </w:rPr>
+              <w:t>La taille du ménage lors de l'enquête principale (6) de ce ménage est inférieur à la taille du denombrement (11), prière de fournir des explications concrètes ou aller revisiter le ménage.</w:t>
+            </w:r>
+          </w:p>
+        </w:tc>
+      </w:tr>
+      <w:tr>
+        <w:tc>
+          <w:tcPr>
+            <w:tcW w:type="dxa" w:w="964"/>
+          </w:tcPr>
+          <w:p>
+            <w:r>
+              <w:rPr>
+                <w:b/>
+                <w:i w:val="0"/>
+                <w:color w:val="EA580C"/>
+                <w:sz w:val="16"/>
+              </w:rPr>
+              <w:t>Moyenne</w:t>
+            </w:r>
+          </w:p>
+        </w:tc>
+        <w:tc>
+          <w:tcPr>
+            <w:tcW w:type="dxa" w:w="1247"/>
+          </w:tcPr>
+          <w:p>
+            <w:r>
+              <w:rPr>
+                <w:b/>
+                <w:i w:val="0"/>
+                <w:sz w:val="16"/>
+              </w:rPr>
               <w:t>S02</w:t>
               <w:br/>
             </w:r>
@@ -634,7 +1804,7 @@
                 <w:color w:val="16A34A"/>
                 <w:sz w:val="16"/>
               </w:rPr>
-              <w:t>s01q32, s01q36, s01q38, s04q37_modif, s02q33, s02q34, s01q00b</w:t>
+              <w:t>—</w:t>
             </w:r>
           </w:p>
         </w:tc>
@@ -665,7 +1835,7 @@
                 <w:i w:val="0"/>
                 <w:sz w:val="17"/>
               </w:rPr>
-              <w:t>Peu probable!!! Vu l'âge (19 ans) de ABDOULAYE SEYDI ou l'année à laquelle ABDOULAYE SEYDI a fréquenté l'école pour la dernière fois (2021) le dernier diplome de ABDOULAYE SEYDI ne peut être le Certificat d'études primaires (CEP), prière de corriger cette incohérence ou confirmer avec le QG.</w:t>
+              <w:t>Attention!!! le montant payé de DIABOU SEYDI pour la cotisation est de 400 FCFA qui semble faible.</w:t>
             </w:r>
           </w:p>
         </w:tc>
@@ -680,10 +1850,10 @@
               <w:rPr>
                 <w:b/>
                 <w:i w:val="0"/>
-                <w:color w:val="DC2626"/>
+                <w:color w:val="EA580C"/>
                 <w:sz w:val="16"/>
               </w:rPr>
-              <w:t>Haute</w:t>
+              <w:t>Moyenne</w:t>
             </w:r>
           </w:p>
         </w:tc>
@@ -698,7 +1868,7 @@
                 <w:i w:val="0"/>
                 <w:sz w:val="16"/>
               </w:rPr>
-              <w:t>S10</w:t>
+              <w:t>S02</w:t>
               <w:br/>
             </w:r>
             <w:r>
@@ -708,7 +1878,7 @@
                 <w:color w:val="64748B"/>
                 <w:sz w:val="14"/>
               </w:rPr>
-              <w:t>Logement</w:t>
+              <w:t>Éducation</w:t>
             </w:r>
           </w:p>
         </w:tc>
@@ -724,7 +1894,7 @@
                 <w:color w:val="16A34A"/>
                 <w:sz w:val="16"/>
               </w:rPr>
-              <w:t>s10q46, s10q47</w:t>
+              <w:t>—</w:t>
             </w:r>
           </w:p>
         </w:tc>
@@ -755,1357 +1925,7 @@
                 <w:i w:val="0"/>
                 <w:sz w:val="17"/>
               </w:rPr>
-              <w:t>Incohérence!! L'entreprise vente de bois de chauffe dit avoir réçu une somme sur la revente de ces marchandises achetées et revendues en état (s10q46 est differnt de 0) mais n'a depensé aucune somme sur l'achat des marchandises revendues en état (s10q47==0), prière de fournir plus d'effort pour estimer le montant obtenu sur la depense de ces marchandises achetées et revendues en état.</w:t>
-            </w:r>
-          </w:p>
-        </w:tc>
-      </w:tr>
-      <w:tr>
-        <w:tc>
-          <w:tcPr>
-            <w:tcW w:type="dxa" w:w="964"/>
-          </w:tcPr>
-          <w:p>
-            <w:r>
-              <w:rPr>
-                <w:b/>
-                <w:i w:val="0"/>
-                <w:color w:val="DC2626"/>
-                <w:sz w:val="16"/>
-              </w:rPr>
-              <w:t>Haute</w:t>
-            </w:r>
-          </w:p>
-        </w:tc>
-        <w:tc>
-          <w:tcPr>
-            <w:tcW w:type="dxa" w:w="1247"/>
-          </w:tcPr>
-          <w:p>
-            <w:r>
-              <w:rPr>
-                <w:b/>
-                <w:i w:val="0"/>
-                <w:sz w:val="16"/>
-              </w:rPr>
-              <w:t>S11</w:t>
-              <w:br/>
-            </w:r>
-            <w:r>
-              <w:rPr>
-                <w:b w:val="0"/>
-                <w:i w:val="0"/>
-                <w:color w:val="64748B"/>
-                <w:sz w:val="14"/>
-              </w:rPr>
-              <w:t>Logement / cadre de vie</w:t>
-            </w:r>
-          </w:p>
-        </w:tc>
-        <w:tc>
-          <w:tcPr>
-            <w:tcW w:type="dxa" w:w="1531"/>
-          </w:tcPr>
-          <w:p>
-            <w:r>
-              <w:rPr>
-                <w:b/>
-                <w:i w:val="0"/>
-                <w:color w:val="16A34A"/>
-                <w:sz w:val="16"/>
-              </w:rPr>
-              <w:t>—</w:t>
-            </w:r>
-          </w:p>
-        </w:tc>
-        <w:tc>
-          <w:tcPr>
-            <w:tcW w:type="dxa" w:w="1191"/>
-          </w:tcPr>
-          <w:p>
-            <w:r>
-              <w:rPr>
-                <w:b w:val="0"/>
-                <w:i w:val="0"/>
-                <w:color w:val="64748B"/>
-                <w:sz w:val="16"/>
-              </w:rPr>
-              <w:t>GT-CQ</w:t>
-            </w:r>
-          </w:p>
-        </w:tc>
-        <w:tc>
-          <w:tcPr>
-            <w:tcW w:type="dxa" w:w="4706"/>
-          </w:tcPr>
-          <w:p>
-            <w:r>
-              <w:rPr>
-                <w:b w:val="0"/>
-                <w:i w:val="0"/>
-                <w:sz w:val="17"/>
-              </w:rPr>
-              <w:t>Incoherence!! Le ménage a depensé .</w:t>
-            </w:r>
-          </w:p>
-        </w:tc>
-      </w:tr>
-      <w:tr>
-        <w:tc>
-          <w:tcPr>
-            <w:tcW w:type="dxa" w:w="964"/>
-          </w:tcPr>
-          <w:p>
-            <w:r>
-              <w:rPr>
-                <w:b/>
-                <w:i w:val="0"/>
-                <w:color w:val="DC2626"/>
-                <w:sz w:val="16"/>
-              </w:rPr>
-              <w:t>Haute</w:t>
-            </w:r>
-          </w:p>
-        </w:tc>
-        <w:tc>
-          <w:tcPr>
-            <w:tcW w:type="dxa" w:w="1247"/>
-          </w:tcPr>
-          <w:p>
-            <w:r>
-              <w:rPr>
-                <w:b/>
-                <w:i w:val="0"/>
-                <w:sz w:val="16"/>
-              </w:rPr>
-              <w:t>S11</w:t>
-              <w:br/>
-            </w:r>
-            <w:r>
-              <w:rPr>
-                <w:b w:val="0"/>
-                <w:i w:val="0"/>
-                <w:color w:val="64748B"/>
-                <w:sz w:val="14"/>
-              </w:rPr>
-              <w:t>Logement / cadre de vie</w:t>
-            </w:r>
-          </w:p>
-        </w:tc>
-        <w:tc>
-          <w:tcPr>
-            <w:tcW w:type="dxa" w:w="1531"/>
-          </w:tcPr>
-          <w:p>
-            <w:r>
-              <w:rPr>
-                <w:b/>
-                <w:i w:val="0"/>
-                <w:color w:val="16A34A"/>
-                <w:sz w:val="16"/>
-              </w:rPr>
-              <w:t>s01q29, s01q31, s04q24, s00q04, s11q21, s09fq03, s09fq011</w:t>
-            </w:r>
-          </w:p>
-        </w:tc>
-        <w:tc>
-          <w:tcPr>
-            <w:tcW w:type="dxa" w:w="1191"/>
-          </w:tcPr>
-          <w:p>
-            <w:r>
-              <w:rPr>
-                <w:b w:val="0"/>
-                <w:i w:val="0"/>
-                <w:color w:val="64748B"/>
-                <w:sz w:val="16"/>
-              </w:rPr>
-              <w:t>GT-CQ</w:t>
-            </w:r>
-          </w:p>
-        </w:tc>
-        <w:tc>
-          <w:tcPr>
-            <w:tcW w:type="dxa" w:w="4706"/>
-          </w:tcPr>
-          <w:p>
-            <w:r>
-              <w:rPr>
-                <w:b w:val="0"/>
-                <w:i w:val="0"/>
-                <w:sz w:val="17"/>
-              </w:rPr>
-              <w:t>FCFA dans Frais de connexion au réseau de distribution d'eau mais dit ne pas être connecté à un réseau d'eau courante, prière de corriger cette incoherence</w:t>
-            </w:r>
-          </w:p>
-        </w:tc>
-      </w:tr>
-      <w:tr>
-        <w:tc>
-          <w:tcPr>
-            <w:tcW w:type="dxa" w:w="964"/>
-          </w:tcPr>
-          <w:p>
-            <w:r>
-              <w:rPr>
-                <w:b/>
-                <w:i w:val="0"/>
-                <w:color w:val="DC2626"/>
-                <w:sz w:val="16"/>
-              </w:rPr>
-              <w:t>Haute</w:t>
-            </w:r>
-          </w:p>
-        </w:tc>
-        <w:tc>
-          <w:tcPr>
-            <w:tcW w:type="dxa" w:w="1247"/>
-          </w:tcPr>
-          <w:p>
-            <w:r>
-              <w:rPr>
-                <w:b/>
-                <w:i w:val="0"/>
-                <w:sz w:val="16"/>
-              </w:rPr>
-              <w:t>S16</w:t>
-              <w:br/>
-            </w:r>
-            <w:r>
-              <w:rPr>
-                <w:b w:val="0"/>
-                <w:i w:val="0"/>
-                <w:color w:val="64748B"/>
-                <w:sz w:val="14"/>
-              </w:rPr>
-              <w:t>Agriculture</w:t>
-            </w:r>
-          </w:p>
-        </w:tc>
-        <w:tc>
-          <w:tcPr>
-            <w:tcW w:type="dxa" w:w="1531"/>
-          </w:tcPr>
-          <w:p>
-            <w:r>
-              <w:rPr>
-                <w:b/>
-                <w:i w:val="0"/>
-                <w:color w:val="16A34A"/>
-                <w:sz w:val="16"/>
-              </w:rPr>
-              <w:t>s00q07a, s00q08, s00q10, s00q13_0, s00q15_0, s00q17_0, s00q23a, s00q23b</w:t>
-            </w:r>
-          </w:p>
-        </w:tc>
-        <w:tc>
-          <w:tcPr>
-            <w:tcW w:type="dxa" w:w="1191"/>
-          </w:tcPr>
-          <w:p>
-            <w:r>
-              <w:rPr>
-                <w:b w:val="0"/>
-                <w:i w:val="0"/>
-                <w:color w:val="64748B"/>
-                <w:sz w:val="16"/>
-              </w:rPr>
-              <w:t>GT-CQ</w:t>
-            </w:r>
-          </w:p>
-        </w:tc>
-        <w:tc>
-          <w:tcPr>
-            <w:tcW w:type="dxa" w:w="4706"/>
-          </w:tcPr>
-          <w:p>
-            <w:r>
-              <w:rPr>
-                <w:b w:val="0"/>
-                <w:i w:val="0"/>
-                <w:sz w:val="17"/>
-              </w:rPr>
-              <w:t>La somme des quantités consommées (0 kg), des quantités offertes (1 kg),  des quantités vendus (5 kg) et des quantités en stock (0 kg) depasse la quantité totale (4 kg) que le ménage a eu après la recolte de Oseille , prière de corriger cette incoherence.</w:t>
-            </w:r>
-          </w:p>
-        </w:tc>
-      </w:tr>
-      <w:tr>
-        <w:tc>
-          <w:tcPr>
-            <w:tcW w:type="dxa" w:w="964"/>
-          </w:tcPr>
-          <w:p>
-            <w:r>
-              <w:rPr>
-                <w:b/>
-                <w:i w:val="0"/>
-                <w:color w:val="DC2626"/>
-                <w:sz w:val="16"/>
-              </w:rPr>
-              <w:t>Haute</w:t>
-            </w:r>
-          </w:p>
-        </w:tc>
-        <w:tc>
-          <w:tcPr>
-            <w:tcW w:type="dxa" w:w="1247"/>
-          </w:tcPr>
-          <w:p>
-            <w:r>
-              <w:rPr>
-                <w:b/>
-                <w:i w:val="0"/>
-                <w:sz w:val="16"/>
-              </w:rPr>
-              <w:t>S16</w:t>
-              <w:br/>
-            </w:r>
-            <w:r>
-              <w:rPr>
-                <w:b w:val="0"/>
-                <w:i w:val="0"/>
-                <w:color w:val="64748B"/>
-                <w:sz w:val="14"/>
-              </w:rPr>
-              <w:t>Agriculture</w:t>
-            </w:r>
-          </w:p>
-        </w:tc>
-        <w:tc>
-          <w:tcPr>
-            <w:tcW w:type="dxa" w:w="1531"/>
-          </w:tcPr>
-          <w:p>
-            <w:r>
-              <w:rPr>
-                <w:b/>
-                <w:i w:val="0"/>
-                <w:color w:val="16A34A"/>
-                <w:sz w:val="16"/>
-              </w:rPr>
-              <w:t>s16dq05a, s16dq05c</w:t>
-            </w:r>
-          </w:p>
-        </w:tc>
-        <w:tc>
-          <w:tcPr>
-            <w:tcW w:type="dxa" w:w="1191"/>
-          </w:tcPr>
-          <w:p>
-            <w:r>
-              <w:rPr>
-                <w:b w:val="0"/>
-                <w:i w:val="0"/>
-                <w:color w:val="64748B"/>
-                <w:sz w:val="16"/>
-              </w:rPr>
-              <w:t>GT-CQ</w:t>
-            </w:r>
-          </w:p>
-        </w:tc>
-        <w:tc>
-          <w:tcPr>
-            <w:tcW w:type="dxa" w:w="4706"/>
-          </w:tcPr>
-          <w:p>
-            <w:r>
-              <w:rPr>
-                <w:b w:val="0"/>
-                <w:i w:val="0"/>
-                <w:sz w:val="17"/>
-              </w:rPr>
-              <w:t>La quantité de s16dq05a estimée en Kg est incohérente avec la prise dans la question s16dq05c, prière de bien estimer et mettre la valeur exacte.</w:t>
-            </w:r>
-          </w:p>
-        </w:tc>
-      </w:tr>
-      <w:tr>
-        <w:tc>
-          <w:tcPr>
-            <w:tcW w:type="dxa" w:w="964"/>
-          </w:tcPr>
-          <w:p>
-            <w:r>
-              <w:rPr>
-                <w:b/>
-                <w:i w:val="0"/>
-                <w:color w:val="DC2626"/>
-                <w:sz w:val="16"/>
-              </w:rPr>
-              <w:t>Haute</w:t>
-            </w:r>
-          </w:p>
-        </w:tc>
-        <w:tc>
-          <w:tcPr>
-            <w:tcW w:type="dxa" w:w="1247"/>
-          </w:tcPr>
-          <w:p>
-            <w:r>
-              <w:rPr>
-                <w:b/>
-                <w:i w:val="0"/>
-                <w:sz w:val="16"/>
-              </w:rPr>
-              <w:t>S16</w:t>
-              <w:br/>
-            </w:r>
-            <w:r>
-              <w:rPr>
-                <w:b w:val="0"/>
-                <w:i w:val="0"/>
-                <w:color w:val="64748B"/>
-                <w:sz w:val="14"/>
-              </w:rPr>
-              <w:t>Agriculture</w:t>
-            </w:r>
-          </w:p>
-        </w:tc>
-        <w:tc>
-          <w:tcPr>
-            <w:tcW w:type="dxa" w:w="1531"/>
-          </w:tcPr>
-          <w:p>
-            <w:r>
-              <w:rPr>
-                <w:b/>
-                <w:i w:val="0"/>
-                <w:color w:val="16A34A"/>
-                <w:sz w:val="16"/>
-              </w:rPr>
-              <w:t>s00q07a, s00q08, s00q10, s00q13_0, s00q15_0, s00q17_0, s00q23a, s00q23b</w:t>
-            </w:r>
-          </w:p>
-        </w:tc>
-        <w:tc>
-          <w:tcPr>
-            <w:tcW w:type="dxa" w:w="1191"/>
-          </w:tcPr>
-          <w:p>
-            <w:r>
-              <w:rPr>
-                <w:b w:val="0"/>
-                <w:i w:val="0"/>
-                <w:color w:val="64748B"/>
-                <w:sz w:val="16"/>
-              </w:rPr>
-              <w:t>GT-CQ</w:t>
-            </w:r>
-          </w:p>
-        </w:tc>
-        <w:tc>
-          <w:tcPr>
-            <w:tcW w:type="dxa" w:w="4706"/>
-          </w:tcPr>
-          <w:p>
-            <w:r>
-              <w:rPr>
-                <w:b w:val="0"/>
-                <w:i w:val="0"/>
-                <w:sz w:val="17"/>
-              </w:rPr>
-              <w:t>La somme des quantités consommées (5 kg), des quantités offertes (2 kg),  des quantités vendus (10 kg) et des quantités en stock (0 kg) depasse la quantité totale (4 kg) que le ménage a eu après la recolte de Gombo , prière de corriger cette incoherence.</w:t>
-            </w:r>
-          </w:p>
-        </w:tc>
-      </w:tr>
-      <w:tr>
-        <w:tc>
-          <w:tcPr>
-            <w:tcW w:type="dxa" w:w="964"/>
-          </w:tcPr>
-          <w:p>
-            <w:r>
-              <w:rPr>
-                <w:b/>
-                <w:i w:val="0"/>
-                <w:color w:val="DC2626"/>
-                <w:sz w:val="16"/>
-              </w:rPr>
-              <w:t>Haute</w:t>
-            </w:r>
-          </w:p>
-        </w:tc>
-        <w:tc>
-          <w:tcPr>
-            <w:tcW w:type="dxa" w:w="1247"/>
-          </w:tcPr>
-          <w:p>
-            <w:r>
-              <w:rPr>
-                <w:b/>
-                <w:i w:val="0"/>
-                <w:sz w:val="16"/>
-              </w:rPr>
-              <w:t>S16</w:t>
-              <w:br/>
-            </w:r>
-            <w:r>
-              <w:rPr>
-                <w:b w:val="0"/>
-                <w:i w:val="0"/>
-                <w:color w:val="64748B"/>
-                <w:sz w:val="14"/>
-              </w:rPr>
-              <w:t>Agriculture</w:t>
-            </w:r>
-          </w:p>
-        </w:tc>
-        <w:tc>
-          <w:tcPr>
-            <w:tcW w:type="dxa" w:w="1531"/>
-          </w:tcPr>
-          <w:p>
-            <w:r>
-              <w:rPr>
-                <w:b/>
-                <w:i w:val="0"/>
-                <w:color w:val="16A34A"/>
-                <w:sz w:val="16"/>
-              </w:rPr>
-              <w:t>s00q07a, s00q08, s00q10, s00q13_0, s00q15_0, s00q17_0, s00q23a, s00q23b</w:t>
-            </w:r>
-          </w:p>
-        </w:tc>
-        <w:tc>
-          <w:tcPr>
-            <w:tcW w:type="dxa" w:w="1191"/>
-          </w:tcPr>
-          <w:p>
-            <w:r>
-              <w:rPr>
-                <w:b w:val="0"/>
-                <w:i w:val="0"/>
-                <w:color w:val="64748B"/>
-                <w:sz w:val="16"/>
-              </w:rPr>
-              <w:t>GT-CQ</w:t>
-            </w:r>
-          </w:p>
-        </w:tc>
-        <w:tc>
-          <w:tcPr>
-            <w:tcW w:type="dxa" w:w="4706"/>
-          </w:tcPr>
-          <w:p>
-            <w:r>
-              <w:rPr>
-                <w:b w:val="0"/>
-                <w:i w:val="0"/>
-                <w:sz w:val="17"/>
-              </w:rPr>
-              <w:t>La somme des quantités consommées (50 kg), des quantités offertes (0 kg),  des quantités vendus (1 kg) et des quantités en stock (0 kg) depasse la quantité totale (1 kg) que le ménage a eu après la recolte de Arachide , prière de corriger cette incoherence.</w:t>
-            </w:r>
-          </w:p>
-        </w:tc>
-      </w:tr>
-      <w:tr>
-        <w:tc>
-          <w:tcPr>
-            <w:tcW w:type="dxa" w:w="964"/>
-          </w:tcPr>
-          <w:p>
-            <w:r>
-              <w:rPr>
-                <w:b/>
-                <w:i w:val="0"/>
-                <w:color w:val="DC2626"/>
-                <w:sz w:val="16"/>
-              </w:rPr>
-              <w:t>Haute</w:t>
-            </w:r>
-          </w:p>
-        </w:tc>
-        <w:tc>
-          <w:tcPr>
-            <w:tcW w:type="dxa" w:w="1247"/>
-          </w:tcPr>
-          <w:p>
-            <w:r>
-              <w:rPr>
-                <w:b/>
-                <w:i w:val="0"/>
-                <w:sz w:val="16"/>
-              </w:rPr>
-              <w:t>S17</w:t>
-              <w:br/>
-            </w:r>
-            <w:r>
-              <w:rPr>
-                <w:b w:val="0"/>
-                <w:i w:val="0"/>
-                <w:color w:val="64748B"/>
-                <w:sz w:val="14"/>
-              </w:rPr>
-              <w:t>Élevage</w:t>
-            </w:r>
-          </w:p>
-        </w:tc>
-        <w:tc>
-          <w:tcPr>
-            <w:tcW w:type="dxa" w:w="1531"/>
-          </w:tcPr>
-          <w:p>
-            <w:r>
-              <w:rPr>
-                <w:b/>
-                <w:i w:val="0"/>
-                <w:color w:val="16A34A"/>
-                <w:sz w:val="16"/>
-              </w:rPr>
-              <w:t>s01q00_0, s00q04, s03q38, s04q21, s04q51, s04q51_unite, s04q44, s04q65</w:t>
-            </w:r>
-          </w:p>
-        </w:tc>
-        <w:tc>
-          <w:tcPr>
-            <w:tcW w:type="dxa" w:w="1191"/>
-          </w:tcPr>
-          <w:p>
-            <w:r>
-              <w:rPr>
-                <w:b w:val="0"/>
-                <w:i w:val="0"/>
-                <w:color w:val="64748B"/>
-                <w:sz w:val="16"/>
-              </w:rPr>
-              <w:t>GT-CQ</w:t>
-            </w:r>
-          </w:p>
-        </w:tc>
-        <w:tc>
-          <w:tcPr>
-            <w:tcW w:type="dxa" w:w="4706"/>
-          </w:tcPr>
-          <w:p>
-            <w:r>
-              <w:rPr>
-                <w:b w:val="0"/>
-                <w:i w:val="0"/>
-                <w:sz w:val="17"/>
-              </w:rPr>
-              <w:t>Incohérence!! Le nombre de Ovins (Moutons) dans le cheptel est inféreur aux nombre qu'appartient aux ménages.</w:t>
-            </w:r>
-          </w:p>
-        </w:tc>
-      </w:tr>
-      <w:tr>
-        <w:tc>
-          <w:tcPr>
-            <w:tcW w:type="dxa" w:w="964"/>
-          </w:tcPr>
-          <w:p>
-            <w:r>
-              <w:rPr>
-                <w:b/>
-                <w:i w:val="0"/>
-                <w:color w:val="EA580C"/>
-                <w:sz w:val="16"/>
-              </w:rPr>
-              <w:t>Moyenne</w:t>
-            </w:r>
-          </w:p>
-        </w:tc>
-        <w:tc>
-          <w:tcPr>
-            <w:tcW w:type="dxa" w:w="1247"/>
-          </w:tcPr>
-          <w:p>
-            <w:r>
-              <w:rPr>
-                <w:b/>
-                <w:i w:val="0"/>
-                <w:sz w:val="16"/>
-              </w:rPr>
-              <w:t>S00</w:t>
-              <w:br/>
-            </w:r>
-            <w:r>
-              <w:rPr>
-                <w:b w:val="0"/>
-                <w:i w:val="0"/>
-                <w:color w:val="64748B"/>
-                <w:sz w:val="14"/>
-              </w:rPr>
-              <w:t>Identification</w:t>
-            </w:r>
-          </w:p>
-        </w:tc>
-        <w:tc>
-          <w:tcPr>
-            <w:tcW w:type="dxa" w:w="1531"/>
-          </w:tcPr>
-          <w:p>
-            <w:r>
-              <w:rPr>
-                <w:b/>
-                <w:i w:val="0"/>
-                <w:color w:val="16A34A"/>
-                <w:sz w:val="16"/>
-              </w:rPr>
-              <w:t>s00q27</w:t>
-            </w:r>
-          </w:p>
-        </w:tc>
-        <w:tc>
-          <w:tcPr>
-            <w:tcW w:type="dxa" w:w="1191"/>
-          </w:tcPr>
-          <w:p>
-            <w:r>
-              <w:rPr>
-                <w:b w:val="0"/>
-                <w:i w:val="0"/>
-                <w:color w:val="64748B"/>
-                <w:sz w:val="16"/>
-              </w:rPr>
-              <w:t>GT-CQ</w:t>
-            </w:r>
-          </w:p>
-        </w:tc>
-        <w:tc>
-          <w:tcPr>
-            <w:tcW w:type="dxa" w:w="4706"/>
-          </w:tcPr>
-          <w:p>
-            <w:r>
-              <w:rPr>
-                <w:b w:val="0"/>
-                <w:i w:val="0"/>
-                <w:sz w:val="17"/>
-              </w:rPr>
-              <w:t>Vous avez declaré que le questionnaire est complètement fini mais le questionnaire est en statut partiel, prière de mettre le questionnaire en statut complet s'il est fini.</w:t>
-            </w:r>
-          </w:p>
-        </w:tc>
-      </w:tr>
-      <w:tr>
-        <w:tc>
-          <w:tcPr>
-            <w:tcW w:type="dxa" w:w="964"/>
-          </w:tcPr>
-          <w:p>
-            <w:r>
-              <w:rPr>
-                <w:b/>
-                <w:i w:val="0"/>
-                <w:color w:val="EA580C"/>
-                <w:sz w:val="16"/>
-              </w:rPr>
-              <w:t>Moyenne</w:t>
-            </w:r>
-          </w:p>
-        </w:tc>
-        <w:tc>
-          <w:tcPr>
-            <w:tcW w:type="dxa" w:w="1247"/>
-          </w:tcPr>
-          <w:p>
-            <w:r>
-              <w:rPr>
-                <w:b/>
-                <w:i w:val="0"/>
-                <w:sz w:val="16"/>
-              </w:rPr>
-              <w:t>S00</w:t>
-              <w:br/>
-            </w:r>
-            <w:r>
-              <w:rPr>
-                <w:b w:val="0"/>
-                <w:i w:val="0"/>
-                <w:color w:val="64748B"/>
-                <w:sz w:val="14"/>
-              </w:rPr>
-              <w:t>Identification</w:t>
-            </w:r>
-          </w:p>
-        </w:tc>
-        <w:tc>
-          <w:tcPr>
-            <w:tcW w:type="dxa" w:w="1531"/>
-          </w:tcPr>
-          <w:p>
-            <w:r>
-              <w:rPr>
-                <w:b/>
-                <w:i w:val="0"/>
-                <w:color w:val="16A34A"/>
-                <w:sz w:val="16"/>
-              </w:rPr>
-              <w:t>—</w:t>
-            </w:r>
-          </w:p>
-        </w:tc>
-        <w:tc>
-          <w:tcPr>
-            <w:tcW w:type="dxa" w:w="1191"/>
-          </w:tcPr>
-          <w:p>
-            <w:r>
-              <w:rPr>
-                <w:b w:val="0"/>
-                <w:i w:val="0"/>
-                <w:color w:val="64748B"/>
-                <w:sz w:val="16"/>
-              </w:rPr>
-              <w:t>GT-CQ</w:t>
-            </w:r>
-          </w:p>
-        </w:tc>
-        <w:tc>
-          <w:tcPr>
-            <w:tcW w:type="dxa" w:w="4706"/>
-          </w:tcPr>
-          <w:p>
-            <w:r>
-              <w:rPr>
-                <w:b w:val="0"/>
-                <w:i w:val="0"/>
-                <w:sz w:val="17"/>
-              </w:rPr>
-              <w:t>Les coordonnées GPS ménage prises lors de l'enquête principale diffèrent de celles du dénombrement, êtes vous sûr d'avoir enquêté le bon ménage si non chercher le bon ménage.</w:t>
-            </w:r>
-          </w:p>
-        </w:tc>
-      </w:tr>
-      <w:tr>
-        <w:tc>
-          <w:tcPr>
-            <w:tcW w:type="dxa" w:w="964"/>
-          </w:tcPr>
-          <w:p>
-            <w:r>
-              <w:rPr>
-                <w:b/>
-                <w:i w:val="0"/>
-                <w:color w:val="EA580C"/>
-                <w:sz w:val="16"/>
-              </w:rPr>
-              <w:t>Moyenne</w:t>
-            </w:r>
-          </w:p>
-        </w:tc>
-        <w:tc>
-          <w:tcPr>
-            <w:tcW w:type="dxa" w:w="1247"/>
-          </w:tcPr>
-          <w:p>
-            <w:r>
-              <w:rPr>
-                <w:b/>
-                <w:i w:val="0"/>
-                <w:sz w:val="16"/>
-              </w:rPr>
-              <w:t>S00</w:t>
-              <w:br/>
-            </w:r>
-            <w:r>
-              <w:rPr>
-                <w:b w:val="0"/>
-                <w:i w:val="0"/>
-                <w:color w:val="64748B"/>
-                <w:sz w:val="14"/>
-              </w:rPr>
-              <w:t>Identification</w:t>
-            </w:r>
-          </w:p>
-        </w:tc>
-        <w:tc>
-          <w:tcPr>
-            <w:tcW w:type="dxa" w:w="1531"/>
-          </w:tcPr>
-          <w:p>
-            <w:r>
-              <w:rPr>
-                <w:b/>
-                <w:i w:val="0"/>
-                <w:color w:val="16A34A"/>
-                <w:sz w:val="16"/>
-              </w:rPr>
-              <w:t>—</w:t>
-            </w:r>
-          </w:p>
-        </w:tc>
-        <w:tc>
-          <w:tcPr>
-            <w:tcW w:type="dxa" w:w="1191"/>
-          </w:tcPr>
-          <w:p>
-            <w:r>
-              <w:rPr>
-                <w:b w:val="0"/>
-                <w:i w:val="0"/>
-                <w:color w:val="64748B"/>
-                <w:sz w:val="16"/>
-              </w:rPr>
-              <w:t>GT-CQ</w:t>
-            </w:r>
-          </w:p>
-        </w:tc>
-        <w:tc>
-          <w:tcPr>
-            <w:tcW w:type="dxa" w:w="4706"/>
-          </w:tcPr>
-          <w:p>
-            <w:r>
-              <w:rPr>
-                <w:b w:val="0"/>
-                <w:i w:val="0"/>
-                <w:sz w:val="17"/>
-              </w:rPr>
-              <w:t>L'adresse ou la localisation du ménage doit être bien renseignée, ne doit pas contenir des numéros de téléphone et elle semble courte pour être une adresse.</w:t>
-            </w:r>
-          </w:p>
-        </w:tc>
-      </w:tr>
-      <w:tr>
-        <w:tc>
-          <w:tcPr>
-            <w:tcW w:type="dxa" w:w="964"/>
-          </w:tcPr>
-          <w:p>
-            <w:r>
-              <w:rPr>
-                <w:b/>
-                <w:i w:val="0"/>
-                <w:color w:val="EA580C"/>
-                <w:sz w:val="16"/>
-              </w:rPr>
-              <w:t>Moyenne</w:t>
-            </w:r>
-          </w:p>
-        </w:tc>
-        <w:tc>
-          <w:tcPr>
-            <w:tcW w:type="dxa" w:w="1247"/>
-          </w:tcPr>
-          <w:p>
-            <w:r>
-              <w:rPr>
-                <w:b/>
-                <w:i w:val="0"/>
-                <w:sz w:val="16"/>
-              </w:rPr>
-              <w:t>S00</w:t>
-              <w:br/>
-            </w:r>
-            <w:r>
-              <w:rPr>
-                <w:b w:val="0"/>
-                <w:i w:val="0"/>
-                <w:color w:val="64748B"/>
-                <w:sz w:val="14"/>
-              </w:rPr>
-              <w:t>Identification</w:t>
-            </w:r>
-          </w:p>
-        </w:tc>
-        <w:tc>
-          <w:tcPr>
-            <w:tcW w:type="dxa" w:w="1531"/>
-          </w:tcPr>
-          <w:p>
-            <w:r>
-              <w:rPr>
-                <w:b/>
-                <w:i w:val="0"/>
-                <w:color w:val="16A34A"/>
-                <w:sz w:val="16"/>
-              </w:rPr>
-              <w:t>—</w:t>
-            </w:r>
-          </w:p>
-        </w:tc>
-        <w:tc>
-          <w:tcPr>
-            <w:tcW w:type="dxa" w:w="1191"/>
-          </w:tcPr>
-          <w:p>
-            <w:r>
-              <w:rPr>
-                <w:b w:val="0"/>
-                <w:i w:val="0"/>
-                <w:color w:val="64748B"/>
-                <w:sz w:val="16"/>
-              </w:rPr>
-              <w:t>GT-CQ</w:t>
-            </w:r>
-          </w:p>
-        </w:tc>
-        <w:tc>
-          <w:tcPr>
-            <w:tcW w:type="dxa" w:w="4706"/>
-          </w:tcPr>
-          <w:p>
-            <w:r>
-              <w:rPr>
-                <w:b w:val="0"/>
-                <w:i w:val="0"/>
-                <w:sz w:val="17"/>
-              </w:rPr>
-              <w:t>Prière de renseigner la bonne adresse.</w:t>
-            </w:r>
-          </w:p>
-        </w:tc>
-      </w:tr>
-      <w:tr>
-        <w:tc>
-          <w:tcPr>
-            <w:tcW w:type="dxa" w:w="964"/>
-          </w:tcPr>
-          <w:p>
-            <w:r>
-              <w:rPr>
-                <w:b/>
-                <w:i w:val="0"/>
-                <w:color w:val="EA580C"/>
-                <w:sz w:val="16"/>
-              </w:rPr>
-              <w:t>Moyenne</w:t>
-            </w:r>
-          </w:p>
-        </w:tc>
-        <w:tc>
-          <w:tcPr>
-            <w:tcW w:type="dxa" w:w="1247"/>
-          </w:tcPr>
-          <w:p>
-            <w:r>
-              <w:rPr>
-                <w:b/>
-                <w:i w:val="0"/>
-                <w:sz w:val="16"/>
-              </w:rPr>
-              <w:t>S01</w:t>
-              <w:br/>
-            </w:r>
-            <w:r>
-              <w:rPr>
-                <w:b w:val="0"/>
-                <w:i w:val="0"/>
-                <w:color w:val="64748B"/>
-                <w:sz w:val="14"/>
-              </w:rPr>
-              <w:t>Démographie</w:t>
-            </w:r>
-          </w:p>
-        </w:tc>
-        <w:tc>
-          <w:tcPr>
-            <w:tcW w:type="dxa" w:w="1531"/>
-          </w:tcPr>
-          <w:p>
-            <w:r>
-              <w:rPr>
-                <w:b/>
-                <w:i w:val="0"/>
-                <w:color w:val="16A34A"/>
-                <w:sz w:val="16"/>
-              </w:rPr>
-              <w:t>s01q10_1</w:t>
-            </w:r>
-          </w:p>
-        </w:tc>
-        <w:tc>
-          <w:tcPr>
-            <w:tcW w:type="dxa" w:w="1191"/>
-          </w:tcPr>
-          <w:p>
-            <w:r>
-              <w:rPr>
-                <w:b w:val="0"/>
-                <w:i w:val="0"/>
-                <w:color w:val="64748B"/>
-                <w:sz w:val="16"/>
-              </w:rPr>
-              <w:t>GT-CQ</w:t>
-            </w:r>
-          </w:p>
-        </w:tc>
-        <w:tc>
-          <w:tcPr>
-            <w:tcW w:type="dxa" w:w="4706"/>
-          </w:tcPr>
-          <w:p>
-            <w:r>
-              <w:rPr>
-                <w:b w:val="0"/>
-                <w:i w:val="0"/>
-                <w:sz w:val="17"/>
-              </w:rPr>
-              <w:t>La taille du ménage lors de l'enquête principale (6) de ce ménage est inférieur à la taille du denombrement (11), prière de fournir des explications concrètes ou aller revisiter le ménage.</w:t>
-            </w:r>
-          </w:p>
-        </w:tc>
-      </w:tr>
-      <w:tr>
-        <w:tc>
-          <w:tcPr>
-            <w:tcW w:type="dxa" w:w="964"/>
-          </w:tcPr>
-          <w:p>
-            <w:r>
-              <w:rPr>
-                <w:b/>
-                <w:i w:val="0"/>
-                <w:color w:val="EA580C"/>
-                <w:sz w:val="16"/>
-              </w:rPr>
-              <w:t>Moyenne</w:t>
-            </w:r>
-          </w:p>
-        </w:tc>
-        <w:tc>
-          <w:tcPr>
-            <w:tcW w:type="dxa" w:w="1247"/>
-          </w:tcPr>
-          <w:p>
-            <w:r>
-              <w:rPr>
-                <w:b/>
-                <w:i w:val="0"/>
-                <w:sz w:val="16"/>
-              </w:rPr>
-              <w:t>S02</w:t>
-              <w:br/>
-            </w:r>
-            <w:r>
-              <w:rPr>
-                <w:b w:val="0"/>
-                <w:i w:val="0"/>
-                <w:color w:val="64748B"/>
-                <w:sz w:val="14"/>
-              </w:rPr>
-              <w:t>Éducation</w:t>
-            </w:r>
-          </w:p>
-        </w:tc>
-        <w:tc>
-          <w:tcPr>
-            <w:tcW w:type="dxa" w:w="1531"/>
-          </w:tcPr>
-          <w:p>
-            <w:r>
-              <w:rPr>
-                <w:b/>
-                <w:i w:val="0"/>
-                <w:color w:val="16A34A"/>
-                <w:sz w:val="16"/>
-              </w:rPr>
-              <w:t>—</w:t>
-            </w:r>
-          </w:p>
-        </w:tc>
-        <w:tc>
-          <w:tcPr>
-            <w:tcW w:type="dxa" w:w="1191"/>
-          </w:tcPr>
-          <w:p>
-            <w:r>
-              <w:rPr>
-                <w:b w:val="0"/>
-                <w:i w:val="0"/>
-                <w:color w:val="64748B"/>
-                <w:sz w:val="16"/>
-              </w:rPr>
-              <w:t>GT-CQ</w:t>
-            </w:r>
-          </w:p>
-        </w:tc>
-        <w:tc>
-          <w:tcPr>
-            <w:tcW w:type="dxa" w:w="4706"/>
-          </w:tcPr>
-          <w:p>
-            <w:r>
-              <w:rPr>
-                <w:b w:val="0"/>
-                <w:i w:val="0"/>
-                <w:sz w:val="17"/>
-              </w:rPr>
-              <w:t>Attention!!! le montant payé de DIABOU SEYDI pour la cotisation est de 400 FCFA qui semble faible.</w:t>
-            </w:r>
-          </w:p>
-        </w:tc>
-      </w:tr>
-      <w:tr>
-        <w:tc>
-          <w:tcPr>
-            <w:tcW w:type="dxa" w:w="964"/>
-          </w:tcPr>
-          <w:p>
-            <w:r>
-              <w:rPr>
-                <w:b/>
-                <w:i w:val="0"/>
-                <w:color w:val="EA580C"/>
-                <w:sz w:val="16"/>
-              </w:rPr>
-              <w:t>Moyenne</w:t>
-            </w:r>
-          </w:p>
-        </w:tc>
-        <w:tc>
-          <w:tcPr>
-            <w:tcW w:type="dxa" w:w="1247"/>
-          </w:tcPr>
-          <w:p>
-            <w:r>
-              <w:rPr>
-                <w:b/>
-                <w:i w:val="0"/>
-                <w:sz w:val="16"/>
-              </w:rPr>
-              <w:t>S02</w:t>
-              <w:br/>
-            </w:r>
-            <w:r>
-              <w:rPr>
-                <w:b w:val="0"/>
-                <w:i w:val="0"/>
-                <w:color w:val="64748B"/>
-                <w:sz w:val="14"/>
-              </w:rPr>
-              <w:t>Éducation</w:t>
-            </w:r>
-          </w:p>
-        </w:tc>
-        <w:tc>
-          <w:tcPr>
-            <w:tcW w:type="dxa" w:w="1531"/>
-          </w:tcPr>
-          <w:p>
-            <w:r>
-              <w:rPr>
-                <w:b/>
-                <w:i w:val="0"/>
-                <w:color w:val="16A34A"/>
-                <w:sz w:val="16"/>
-              </w:rPr>
-              <w:t>—</w:t>
-            </w:r>
-          </w:p>
-        </w:tc>
-        <w:tc>
-          <w:tcPr>
-            <w:tcW w:type="dxa" w:w="1191"/>
-          </w:tcPr>
-          <w:p>
-            <w:r>
-              <w:rPr>
-                <w:b w:val="0"/>
-                <w:i w:val="0"/>
-                <w:color w:val="64748B"/>
-                <w:sz w:val="16"/>
-              </w:rPr>
-              <w:t>GT-CQ</w:t>
-            </w:r>
-          </w:p>
-        </w:tc>
-        <w:tc>
-          <w:tcPr>
-            <w:tcW w:type="dxa" w:w="4706"/>
-          </w:tcPr>
-          <w:p>
-            <w:r>
-              <w:rPr>
-                <w:b w:val="0"/>
-                <w:i w:val="0"/>
-                <w:sz w:val="17"/>
-              </w:rPr>
               <w:t>Veuillez verifier cette information auprès de l'enquêté ou confirmer avec le QG.</w:t>
-            </w:r>
-          </w:p>
-        </w:tc>
-      </w:tr>
-      <w:tr>
-        <w:tc>
-          <w:tcPr>
-            <w:tcW w:type="dxa" w:w="964"/>
-          </w:tcPr>
-          <w:p>
-            <w:r>
-              <w:rPr>
-                <w:b/>
-                <w:i w:val="0"/>
-                <w:color w:val="EA580C"/>
-                <w:sz w:val="16"/>
-              </w:rPr>
-              <w:t>Moyenne</w:t>
-            </w:r>
-          </w:p>
-        </w:tc>
-        <w:tc>
-          <w:tcPr>
-            <w:tcW w:type="dxa" w:w="1247"/>
-          </w:tcPr>
-          <w:p>
-            <w:r>
-              <w:rPr>
-                <w:b/>
-                <w:i w:val="0"/>
-                <w:sz w:val="16"/>
-              </w:rPr>
-              <w:t>S02</w:t>
-              <w:br/>
-            </w:r>
-            <w:r>
-              <w:rPr>
-                <w:b w:val="0"/>
-                <w:i w:val="0"/>
-                <w:color w:val="64748B"/>
-                <w:sz w:val="14"/>
-              </w:rPr>
-              <w:t>Éducation</w:t>
-            </w:r>
-          </w:p>
-        </w:tc>
-        <w:tc>
-          <w:tcPr>
-            <w:tcW w:type="dxa" w:w="1531"/>
-          </w:tcPr>
-          <w:p>
-            <w:r>
-              <w:rPr>
-                <w:b/>
-                <w:i w:val="0"/>
-                <w:color w:val="16A34A"/>
-                <w:sz w:val="16"/>
-              </w:rPr>
-              <w:t>—</w:t>
-            </w:r>
-          </w:p>
-        </w:tc>
-        <w:tc>
-          <w:tcPr>
-            <w:tcW w:type="dxa" w:w="1191"/>
-          </w:tcPr>
-          <w:p>
-            <w:r>
-              <w:rPr>
-                <w:b w:val="0"/>
-                <w:i w:val="0"/>
-                <w:color w:val="64748B"/>
-                <w:sz w:val="16"/>
-              </w:rPr>
-              <w:t>GT-CQ</w:t>
-            </w:r>
-          </w:p>
-        </w:tc>
-        <w:tc>
-          <w:tcPr>
-            <w:tcW w:type="dxa" w:w="4706"/>
-          </w:tcPr>
-          <w:p>
-            <w:r>
-              <w:rPr>
-                <w:b w:val="0"/>
-                <w:i w:val="0"/>
-                <w:sz w:val="17"/>
-              </w:rPr>
-              <w:t>veuillez, s'il vous plait, confirmer les frais de scolarité ( 5000 FCFA) payée de SALIOU SEYDI avec le QG ou apporter les corrections nécessaires.</w:t>
             </w:r>
           </w:p>
         </w:tc>
